--- a/amaran_berkala_3.docx
+++ b/amaran_berkala_3.docx
@@ -1202,7 +1202,7 @@
           <w:szCs w:val="20"/>
           <w:lang w:val="ms-MY"/>
         </w:rPr>
-        <w:t xml:space="preserve">Saya dengan ini diarah untuk memaklumkan bahawa anak / jagaan tuan/puan {{NAMA}} No KP: {{NO_KP}}  dari Tingkatan {{KELAS}} telah tidak hadir ke sekolah sebanyak </w:t>
+        <w:t xml:space="preserve">Saya dengan ini diarah untuk memaklumkan bahawa anak / jagaan tuan/puan {{NAMA}} No KP: {{NO_KP}} dari Tingkatan {{KELAS}} telah tidak hadir ke sekolah sebanyak </w:t>
       </w:r>
       <w:r>
         <w:rPr>
@@ -2254,7 +2254,7 @@
           <w:color w:val="262626"/>
           <w:lang w:val="ms-MY"/>
         </w:rPr>
-        <w:t xml:space="preserve">Anak/jagaan saya {{NAMA}} (No. SB/KP : {{NO_KP}}  dari Tingkatan {{KELAS}} telah tidak hadir ke sekolah sebanyak 40 hari secara berkala kerana ...........................................................................................................................................................................................................................................................................................................................................................................................................................................................................</w:t>
+        <w:t xml:space="preserve">Anak/jagaan saya {{NAMA}} (No. SB/KP : {{NO_KP}} dari Tingkatan {{KELAS}} telah tidak hadir ke sekolah sebanyak 40 hari secara berkala kerana ...........................................................................................................................................................................................................................................................................................................................................................................................................................................................................</w:t>
       </w:r>
     </w:p>
     <w:p>
